--- a/src/content/bios/Evans-L 2013.docx
+++ b/src/content/bios/Evans-L 2013.docx
@@ -1022,7 +1022,7 @@
             <w:shd w:val="clear" w:color="auto" w:fill="FFFFFF"/>
             <w:lang w:val="en-GB"/>
           </w:rPr>
-          <w:t>www.lib.utexas.edu/taro/utcah/ 00289/cah-00289.html</w:t>
+          <w:t>www.lib.utexas.edu/taro/utcah/00289/cah-00289.html</w:t>
         </w:r>
       </w:hyperlink>
       <w:r>
